--- a/12-评审与基线/需求管理与跟踪矩阵说明.docx
+++ b/12-评审与基线/需求管理与跟踪矩阵说明.docx
@@ -4,6 +4,204 @@
   <w:body>
     <w:p>
       <w:pPr>
+        <w:spacing w:before="0" w:after="360"/>
+        <w:jc w:val="center"/>
+      </w:pPr>
+      <w:r>
+        <w:rPr>
+          <w:rFonts w:ascii="宋体" w:hAnsi="宋体" w:eastAsia="宋体"/>
+          <w:b w:val="0"/>
+          <w:sz w:val="16"/>
+        </w:rPr>
+      </w:r>
+    </w:p>
+    <w:p>
+      <w:pPr>
+        <w:spacing w:before="0" w:after="160"/>
+        <w:jc w:val="center"/>
+      </w:pPr>
+      <w:r>
+        <w:rPr>
+          <w:rFonts w:ascii="宋体" w:hAnsi="宋体" w:eastAsia="宋体"/>
+          <w:b/>
+          <w:sz w:val="48"/>
+        </w:rPr>
+        <w:t>校务问答机器人</w:t>
+      </w:r>
+    </w:p>
+    <w:p>
+      <w:pPr>
+        <w:spacing w:before="0" w:after="360"/>
+        <w:jc w:val="center"/>
+      </w:pPr>
+      <w:r>
+        <w:rPr>
+          <w:rFonts w:ascii="宋体" w:hAnsi="宋体" w:eastAsia="宋体"/>
+          <w:b/>
+          <w:sz w:val="40"/>
+        </w:rPr>
+        <w:t>需求管理与跟踪矩阵说明</w:t>
+      </w:r>
+    </w:p>
+    <w:p>
+      <w:pPr>
+        <w:spacing w:after="480"/>
+        <w:jc w:val="center"/>
+      </w:pPr>
+      <w:r>
+        <w:drawing>
+          <wp:inline>
+            <wp:extent cx="1143000" cy="953011"/>
+            <wp:docPr id="2" name="Picture 2"/>
+            <wp:cNvGraphicFramePr>
+              <a:graphicFrameLocks noChangeAspect="1"/>
+            </wp:cNvGraphicFramePr>
+            <a:graphic>
+              <a:graphicData uri="http://schemas.openxmlformats.org/drawingml/2006/picture">
+                <pic:pic>
+                  <pic:nvPicPr>
+                    <pic:cNvPr id="0" name="image.png"/>
+                    <pic:cNvPicPr/>
+                  </pic:nvPicPr>
+                  <pic:blipFill>
+                    <a:blip r:embed="rId9"/>
+                    <a:stretch>
+                      <a:fillRect/>
+                    </a:stretch>
+                  </pic:blipFill>
+                  <pic:spPr>
+                    <a:xfrm>
+                      <a:off x="0" y="0"/>
+                      <a:ext cx="1143000" cy="953011"/>
+                    </a:xfrm>
+                    <a:prstGeom prst="rect"/>
+                  </pic:spPr>
+                </pic:pic>
+              </a:graphicData>
+            </a:graphic>
+          </wp:inline>
+        </w:drawing>
+      </w:r>
+    </w:p>
+    <w:p>
+      <w:pPr>
+        <w:spacing w:before="0" w:after="80"/>
+        <w:jc w:val="center"/>
+      </w:pPr>
+      <w:r>
+        <w:rPr>
+          <w:rFonts w:ascii="宋体" w:hAnsi="宋体" w:eastAsia="宋体"/>
+          <w:b w:val="0"/>
+          <w:sz w:val="24"/>
+        </w:rPr>
+        <w:t>项目名称：智慧校园助手（SRA2026）校务问答机器人</w:t>
+      </w:r>
+    </w:p>
+    <w:p>
+      <w:pPr>
+        <w:spacing w:before="0" w:after="80"/>
+        <w:jc w:val="center"/>
+      </w:pPr>
+      <w:r>
+        <w:rPr>
+          <w:rFonts w:ascii="宋体" w:hAnsi="宋体" w:eastAsia="宋体"/>
+          <w:b w:val="0"/>
+          <w:sz w:val="24"/>
+        </w:rPr>
+        <w:t>文档编号：SRA2026-G10-DOC</w:t>
+      </w:r>
+    </w:p>
+    <w:p>
+      <w:pPr>
+        <w:spacing w:before="0" w:after="80"/>
+        <w:jc w:val="center"/>
+      </w:pPr>
+      <w:r>
+        <w:rPr>
+          <w:rFonts w:ascii="宋体" w:hAnsi="宋体" w:eastAsia="宋体"/>
+          <w:b w:val="0"/>
+          <w:sz w:val="24"/>
+        </w:rPr>
+        <w:t>版本：V1.3</w:t>
+      </w:r>
+    </w:p>
+    <w:p>
+      <w:pPr>
+        <w:spacing w:before="0" w:after="80"/>
+        <w:jc w:val="center"/>
+      </w:pPr>
+      <w:r>
+        <w:t>状态：基线定稿</w:t>
+      </w:r>
+    </w:p>
+    <w:p>
+      <w:pPr>
+        <w:spacing w:before="0" w:after="80"/>
+        <w:jc w:val="center"/>
+      </w:pPr>
+      <w:r>
+        <w:rPr>
+          <w:rFonts w:ascii="宋体" w:hAnsi="宋体" w:eastAsia="宋体"/>
+          <w:b w:val="0"/>
+          <w:sz w:val="24"/>
+        </w:rPr>
+        <w:t>编制日期：2026年6月20日</w:t>
+      </w:r>
+    </w:p>
+    <w:p>
+      <w:pPr>
+        <w:spacing w:before="0" w:after="80"/>
+        <w:jc w:val="center"/>
+      </w:pPr>
+      <w:r>
+        <w:rPr>
+          <w:rFonts w:ascii="宋体" w:hAnsi="宋体" w:eastAsia="宋体"/>
+          <w:b w:val="0"/>
+          <w:sz w:val="24"/>
+        </w:rPr>
+        <w:t>编制团队：SRA2026-G10 项目组</w:t>
+      </w:r>
+    </w:p>
+    <w:p>
+      <w:pPr>
+        <w:spacing w:before="0" w:after="0"/>
+        <w:jc w:val="center"/>
+      </w:pPr>
+      <w:r>
+        <w:rPr>
+          <w:rFonts w:ascii="宋体" w:hAnsi="宋体" w:eastAsia="宋体"/>
+          <w:b w:val="0"/>
+          <w:color w:val="666666"/>
+          <w:sz w:val="21"/>
+        </w:rPr>
+        <w:t>适用范围：软件需求工程课程项目交付文档</w:t>
+      </w:r>
+    </w:p>
+    <w:p>
+      <w:pPr>
+        <w:spacing w:before="480" w:after="0"/>
+        <w:jc w:val="center"/>
+      </w:pPr>
+      <w:r>
+        <w:rPr>
+          <w:rFonts w:ascii="宋体" w:hAnsi="宋体" w:eastAsia="宋体"/>
+          <w:b w:val="0"/>
+          <w:color w:val="666666"/>
+          <w:sz w:val="18"/>
+        </w:rPr>
+        <w:t>依据：SRS、RG、UG、UC、PT、设计、测试、评审与配置管理基线材料</w:t>
+      </w:r>
+    </w:p>
+    <w:p>
+      <w:pPr>
+        <w:spacing w:after="0"/>
+      </w:pPr>
+      <w:r>
+        <w:br w:type="page"/>
+      </w:r>
+    </w:p>
+    <w:p>
+      <w:pPr>
         <w:pStyle w:val="Title"/>
       </w:pPr>
       <w:r>
@@ -44,7 +242,6 @@
         <w:t xml:space="preserve">需求管理工具导入与跟踪矩阵说明</w:t>
       </w:r>
     </w:p>
-    <w:bookmarkStart w:id="9" w:name="目的"/>
     <w:p>
       <w:pPr>
         <w:pStyle w:val="Heading2"/>
@@ -176,51 +373,384 @@
         <w:t xml:space="preserve">需求跟踪链接矩阵.csv</w:t>
       </w:r>
     </w:p>
+    <w:p>
+      <w:pPr>
+        <w:pStyle w:val="Heading2"/>
+      </w:pPr>
+      <w:r>
+        <w:t xml:space="preserve">2. </w:t>
+      </w:r>
+      <w:r>
+        <w:rPr>
+          <w:rFonts w:hint="eastAsia"/>
+        </w:rPr>
+        <w:t xml:space="preserve">需求录入口径</w:t>
+      </w:r>
+    </w:p>
+    <w:p>
+      <w:pPr>
+        <w:pStyle w:val="FirstParagraph"/>
+      </w:pPr>
+      <w:r>
+        <w:rPr>
+          <w:rFonts w:hint="eastAsia"/>
+        </w:rPr>
+        <w:t xml:space="preserve">本次清单按</w:t>
+      </w:r>
+      <w:r>
+        <w:t xml:space="preserve"> SRS V1.3 </w:t>
+      </w:r>
+      <w:r>
+        <w:rPr>
+          <w:rFonts w:hint="eastAsia"/>
+        </w:rPr>
+        <w:t xml:space="preserve">正式基线整理，共录入</w:t>
+      </w:r>
+      <w:r>
+        <w:t xml:space="preserve"> 53 </w:t>
+      </w:r>
+      <w:r>
+        <w:rPr>
+          <w:rFonts w:hint="eastAsia"/>
+        </w:rPr>
+        <w:t xml:space="preserve">条需求：</w:t>
+      </w:r>
+    </w:p>
+    <w:p>
+      <w:pPr>
+        <w:pStyle w:val="BodyText"/>
+      </w:pPr>
+      <w:r>
+        <w:rPr>
+          <w:rFonts w:hint="eastAsia"/>
+        </w:rPr>
+        <w:t xml:space="preserve">每条需求均包含：需求编号、标题、类型、角色、优先级、状态、来源、用户代表、负责人、基线版本、计划发布、验收标准、关联用例、关联测试、变更记录和标签。</w:t>
+      </w:r>
+    </w:p>
+    <w:p>
+      <w:pPr>
+        <w:pStyle w:val="Heading2"/>
+      </w:pPr>
+      <w:r>
+        <w:t xml:space="preserve">3. </w:t>
+      </w:r>
+      <w:r>
+        <w:rPr>
+          <w:rFonts w:hint="eastAsia"/>
+        </w:rPr>
+        <w:t xml:space="preserve">跟踪链接矩阵</w:t>
+      </w:r>
+    </w:p>
+    <w:p>
+      <w:pPr>
+        <w:pStyle w:val="FirstParagraph"/>
+      </w:pPr>
+      <w:r>
+        <w:rPr>
+          <w:rStyle w:val="VerbatimChar"/>
+          <w:rFonts w:hint="eastAsia"/>
+        </w:rPr>
+        <w:t xml:space="preserve">需求跟踪链接矩阵.csv</w:t>
+      </w:r>
+      <w:r>
+        <w:t xml:space="preserve"> </w:t>
+      </w:r>
+      <w:r>
+        <w:rPr>
+          <w:rFonts w:hint="eastAsia"/>
+        </w:rPr>
+        <w:t xml:space="preserve">建立以下链路：</w:t>
+      </w:r>
+    </w:p>
+    <w:p>
+      <w:pPr>
+        <w:pStyle w:val="Heading2"/>
+      </w:pPr>
+      <w:r>
+        <w:t xml:space="preserve">4. </w:t>
+      </w:r>
+      <w:r>
+        <w:rPr>
+          <w:rFonts w:hint="eastAsia"/>
+        </w:rPr>
+        <w:t xml:space="preserve">推荐工具</w:t>
+      </w:r>
+    </w:p>
+    <w:p>
+      <w:pPr>
+        <w:pStyle w:val="FirstParagraph"/>
+      </w:pPr>
+      <w:r>
+        <w:rPr>
+          <w:rFonts w:hint="eastAsia"/>
+        </w:rPr>
+        <w:t xml:space="preserve">推荐使用禅道作为本项目的需求管理工具。理由如下：</w:t>
+      </w:r>
+    </w:p>
+    <w:p>
+      <w:pPr>
+        <w:pStyle w:val="Compact"/>
+        <w:numPr>
+          <w:ilvl w:val="0"/>
+          <w:numId w:val="1002"/>
+        </w:numPr>
+      </w:pPr>
+      <w:r>
+        <w:rPr>
+          <w:rFonts w:hint="eastAsia"/>
+        </w:rPr>
+        <w:t xml:space="preserve">禅道适合中文课程项目和中小团队，安装、演示和协作成本低。</w:t>
+      </w:r>
+    </w:p>
+    <w:p>
+      <w:pPr>
+        <w:pStyle w:val="Compact"/>
+        <w:numPr>
+          <w:ilvl w:val="0"/>
+          <w:numId w:val="1002"/>
+        </w:numPr>
+      </w:pPr>
+      <w:r>
+        <w:rPr>
+          <w:rFonts w:hint="eastAsia"/>
+        </w:rPr>
+        <w:t xml:space="preserve">官方产品管理说明包含需求结构化定义、需求导入导出、需求评审、需求追溯矩阵和需求变更管理能力。</w:t>
+      </w:r>
+    </w:p>
+    <w:p>
+      <w:pPr>
+        <w:pStyle w:val="Compact"/>
+        <w:numPr>
+          <w:ilvl w:val="0"/>
+          <w:numId w:val="1002"/>
+        </w:numPr>
+      </w:pPr>
+      <w:r>
+        <w:rPr>
+          <w:rFonts w:hint="eastAsia"/>
+        </w:rPr>
+        <w:t xml:space="preserve">官方需求池说明支持从需求收集、分析、分发到交付的端到端需求跟踪，并支持按来源、类别、优先级等维度管理。</w:t>
+      </w:r>
+    </w:p>
+    <w:p>
+      <w:pPr>
+        <w:pStyle w:val="Compact"/>
+        <w:numPr>
+          <w:ilvl w:val="0"/>
+          <w:numId w:val="1002"/>
+        </w:numPr>
+      </w:pPr>
+      <w:r>
+        <w:rPr>
+          <w:rFonts w:hint="eastAsia"/>
+        </w:rPr>
+        <w:t xml:space="preserve">本项目已有</w:t>
+      </w:r>
+      <w:r>
+        <w:t xml:space="preserve"> Git </w:t>
+      </w:r>
+      <w:r>
+        <w:rPr>
+          <w:rFonts w:hint="eastAsia"/>
+        </w:rPr>
+        <w:t xml:space="preserve">文档历史，禅道负责结构化需求、任务、测试和缺陷管理，Git</w:t>
+      </w:r>
+      <w:r>
+        <w:t xml:space="preserve"> </w:t>
+      </w:r>
+      <w:r>
+        <w:rPr>
+          <w:rFonts w:hint="eastAsia"/>
+        </w:rPr>
+        <w:t xml:space="preserve">负责文档版本与提交历史，两者职责清晰。</w:t>
+      </w:r>
+    </w:p>
+    <w:p>
+      <w:pPr>
+        <w:pStyle w:val="FirstParagraph"/>
+      </w:pPr>
+      <w:r>
+        <w:rPr>
+          <w:rFonts w:hint="eastAsia"/>
+        </w:rPr>
+        <w:t xml:space="preserve">建议课程演示优先采用禅道开源版或在线</w:t>
+      </w:r>
+      <w:r>
+        <w:t xml:space="preserve"> </w:t>
+      </w:r>
+      <w:r>
+        <w:rPr>
+          <w:rFonts w:hint="eastAsia"/>
+        </w:rPr>
+        <w:t xml:space="preserve">Demo；如果后续项目需要组织级需求池、复杂评审流和更完整追溯，可再评估企业版或旗舰版。</w:t>
+      </w:r>
+    </w:p>
+    <w:p>
+      <w:pPr>
+        <w:pStyle w:val="BodyText"/>
+      </w:pPr>
+      <w:r>
+        <w:rPr>
+          <w:rFonts w:hint="eastAsia"/>
+        </w:rPr>
+        <w:t xml:space="preserve">参考来源：</w:t>
+      </w:r>
+    </w:p>
+    <w:p>
+      <w:pPr>
+        <w:pStyle w:val="Compact"/>
+        <w:numPr>
+          <w:ilvl w:val="0"/>
+          <w:numId w:val="1003"/>
+        </w:numPr>
+      </w:pPr>
+      <w:r>
+        <w:rPr>
+          <w:rFonts w:hint="eastAsia"/>
+        </w:rPr>
+        <w:t xml:space="preserve">禅道产品管理功能介绍：https://www.zentao.net/product-management.html</w:t>
+      </w:r>
+    </w:p>
+    <w:p>
+      <w:pPr>
+        <w:pStyle w:val="Compact"/>
+        <w:numPr>
+          <w:ilvl w:val="0"/>
+          <w:numId w:val="1003"/>
+        </w:numPr>
+      </w:pPr>
+      <w:r>
+        <w:rPr>
+          <w:rFonts w:hint="eastAsia"/>
+        </w:rPr>
+        <w:t xml:space="preserve">禅道需求池管理功能介绍：https://www.zentao.net/requirement-management.html</w:t>
+      </w:r>
+    </w:p>
+    <w:p>
+      <w:pPr>
+        <w:pStyle w:val="Heading2"/>
+      </w:pPr>
+      <w:r>
+        <w:t xml:space="preserve">5. </w:t>
+      </w:r>
+      <w:r>
+        <w:rPr>
+          <w:rFonts w:hint="eastAsia"/>
+        </w:rPr>
+        <w:t xml:space="preserve">导入建议</w:t>
+      </w:r>
+    </w:p>
+    <w:p>
+      <w:pPr>
+        <w:pStyle w:val="FirstParagraph"/>
+      </w:pPr>
+      <w:r>
+        <w:rPr>
+          <w:rFonts w:hint="eastAsia"/>
+        </w:rPr>
+        <w:t xml:space="preserve">导入时建议按以下字段映射：</w:t>
+      </w:r>
+    </w:p>
+    <w:p>
+      <w:pPr>
+        <w:pStyle w:val="Heading2"/>
+      </w:pPr>
+      <w:r>
+        <w:t xml:space="preserve">6. </w:t>
+      </w:r>
+      <w:r>
+        <w:rPr>
+          <w:rFonts w:hint="eastAsia"/>
+        </w:rPr>
+        <w:t xml:space="preserve">评审结论</w:t>
+      </w:r>
+    </w:p>
+    <w:p>
+      <w:pPr>
+        <w:pStyle w:val="FirstParagraph"/>
+      </w:pPr>
+      <w:r>
+        <w:rPr>
+          <w:rFonts w:hint="eastAsia"/>
+        </w:rPr>
+        <w:t xml:space="preserve">截至</w:t>
+      </w:r>
+      <w:r>
+        <w:t xml:space="preserve"> </w:t>
+      </w:r>
+      <w:r>
+        <w:rPr>
+          <w:rFonts w:hint="eastAsia"/>
+        </w:rPr>
+        <w:t xml:space="preserve">2026-06-20，SRS</w:t>
+      </w:r>
+      <w:r>
+        <w:t xml:space="preserve"> </w:t>
+      </w:r>
+      <w:r>
+        <w:rPr>
+          <w:rFonts w:hint="eastAsia"/>
+        </w:rPr>
+        <w:t xml:space="preserve">基线内全部</w:t>
+      </w:r>
+      <w:r>
+        <w:t xml:space="preserve"> 53 </w:t>
+      </w:r>
+      <w:r>
+        <w:rPr>
+          <w:rFonts w:hint="eastAsia"/>
+        </w:rPr>
+        <w:t xml:space="preserve">条需求均已形成结构化清单；其中</w:t>
+      </w:r>
+      <w:r>
+        <w:t xml:space="preserve"> 46 </w:t>
+      </w:r>
+      <w:r>
+        <w:rPr>
+          <w:rFonts w:hint="eastAsia"/>
+        </w:rPr>
+        <w:t xml:space="preserve">条用户功能需求全部关联用例和测试用例，7</w:t>
+      </w:r>
+      <w:r>
+        <w:t xml:space="preserve"> </w:t>
+      </w:r>
+      <w:r>
+        <w:rPr>
+          <w:rFonts w:hint="eastAsia"/>
+        </w:rPr>
+        <w:t xml:space="preserve">条通用能力需求关联专项测试或公共用例。RTM</w:t>
+      </w:r>
+      <w:r>
+        <w:t xml:space="preserve"> </w:t>
+      </w:r>
+      <w:r>
+        <w:rPr>
+          <w:rFonts w:hint="eastAsia"/>
+        </w:rPr>
+        <w:t xml:space="preserve">已覆盖来源、SRS、用例、原型、领域模型、测试、非功能指标和变更记录，可用于课程评审展示和后续工具导入。</w:t>
+      </w:r>
+    </w:p>
+    <w:p>
+      <w:pPr>
+        <w:spacing w:before="0" w:after="360"/>
+        <w:jc w:val="center"/>
+      </w:pPr>
+      <w:r>
+        <w:rPr>
+          <w:rFonts w:ascii="宋体" w:hAnsi="宋体" w:eastAsia="宋体"/>
+          <w:b w:val="0"/>
+          <w:sz w:val="16"/>
+        </w:rPr>
+      </w:r>
+    </w:p>
+    <w:sectPr>
+      <w:footnotePr>
+        <w:numRestart w:val="eachSect"/>
+      </w:footnotePr>
+    </w:sectPr>
+    <w:bookmarkStart w:id="9" w:name="目的"/>
     <w:bookmarkEnd w:id="9"/>
     <w:bookmarkStart w:id="10" w:name="需求录入口径"/>
-    <w:p>
-      <w:pPr>
-        <w:pStyle w:val="Heading2"/>
-      </w:pPr>
-      <w:r>
-        <w:t xml:space="preserve">2. </w:t>
-      </w:r>
-      <w:r>
-        <w:rPr>
-          <w:rFonts w:hint="eastAsia"/>
-        </w:rPr>
-        <w:t xml:space="preserve">需求录入口径</w:t>
-      </w:r>
-    </w:p>
-    <w:p>
-      <w:pPr>
-        <w:pStyle w:val="FirstParagraph"/>
-      </w:pPr>
-      <w:r>
-        <w:rPr>
-          <w:rFonts w:hint="eastAsia"/>
-        </w:rPr>
-        <w:t xml:space="preserve">本次清单按</w:t>
-      </w:r>
-      <w:r>
-        <w:t xml:space="preserve"> SRS V1.3 </w:t>
-      </w:r>
-      <w:r>
-        <w:rPr>
-          <w:rFonts w:hint="eastAsia"/>
-        </w:rPr>
-        <w:t xml:space="preserve">正式基线整理，共录入</w:t>
-      </w:r>
-      <w:r>
-        <w:t xml:space="preserve"> 53 </w:t>
-      </w:r>
-      <w:r>
-        <w:rPr>
-          <w:rFonts w:hint="eastAsia"/>
-        </w:rPr>
-        <w:t xml:space="preserve">条需求：</w:t>
-      </w:r>
-    </w:p>
     <w:tbl>
       <w:tblPr>
         <w:tblStyle w:val="Table"/>
@@ -504,54 +1034,8 @@
         </w:tc>
       </w:tr>
     </w:tbl>
-    <w:p>
-      <w:pPr>
-        <w:pStyle w:val="BodyText"/>
-      </w:pPr>
-      <w:r>
-        <w:rPr>
-          <w:rFonts w:hint="eastAsia"/>
-        </w:rPr>
-        <w:t xml:space="preserve">每条需求均包含：需求编号、标题、类型、角色、优先级、状态、来源、用户代表、负责人、基线版本、计划发布、验收标准、关联用例、关联测试、变更记录和标签。</w:t>
-      </w:r>
-    </w:p>
     <w:bookmarkEnd w:id="10"/>
     <w:bookmarkStart w:id="11" w:name="跟踪链接矩阵"/>
-    <w:p>
-      <w:pPr>
-        <w:pStyle w:val="Heading2"/>
-      </w:pPr>
-      <w:r>
-        <w:t xml:space="preserve">3. </w:t>
-      </w:r>
-      <w:r>
-        <w:rPr>
-          <w:rFonts w:hint="eastAsia"/>
-        </w:rPr>
-        <w:t xml:space="preserve">跟踪链接矩阵</w:t>
-      </w:r>
-    </w:p>
-    <w:p>
-      <w:pPr>
-        <w:pStyle w:val="FirstParagraph"/>
-      </w:pPr>
-      <w:r>
-        <w:rPr>
-          <w:rStyle w:val="VerbatimChar"/>
-          <w:rFonts w:hint="eastAsia"/>
-        </w:rPr>
-        <w:t xml:space="preserve">需求跟踪链接矩阵.csv</w:t>
-      </w:r>
-      <w:r>
-        <w:t xml:space="preserve"> </w:t>
-      </w:r>
-      <w:r>
-        <w:rPr>
-          <w:rFonts w:hint="eastAsia"/>
-        </w:rPr>
-        <w:t xml:space="preserve">建立以下链路：</w:t>
-      </w:r>
-    </w:p>
     <w:tbl>
       <w:tblPr>
         <w:tblStyle w:val="Table"/>
@@ -878,197 +1362,8 @@
     </w:tbl>
     <w:bookmarkEnd w:id="11"/>
     <w:bookmarkStart w:id="12" w:name="推荐工具"/>
-    <w:p>
-      <w:pPr>
-        <w:pStyle w:val="Heading2"/>
-      </w:pPr>
-      <w:r>
-        <w:t xml:space="preserve">4. </w:t>
-      </w:r>
-      <w:r>
-        <w:rPr>
-          <w:rFonts w:hint="eastAsia"/>
-        </w:rPr>
-        <w:t xml:space="preserve">推荐工具</w:t>
-      </w:r>
-    </w:p>
-    <w:p>
-      <w:pPr>
-        <w:pStyle w:val="FirstParagraph"/>
-      </w:pPr>
-      <w:r>
-        <w:rPr>
-          <w:rFonts w:hint="eastAsia"/>
-        </w:rPr>
-        <w:t xml:space="preserve">推荐使用禅道作为本项目的需求管理工具。理由如下：</w:t>
-      </w:r>
-    </w:p>
-    <w:p>
-      <w:pPr>
-        <w:pStyle w:val="Compact"/>
-        <w:numPr>
-          <w:ilvl w:val="0"/>
-          <w:numId w:val="1002"/>
-        </w:numPr>
-      </w:pPr>
-      <w:r>
-        <w:rPr>
-          <w:rFonts w:hint="eastAsia"/>
-        </w:rPr>
-        <w:t xml:space="preserve">禅道适合中文课程项目和中小团队，安装、演示和协作成本低。</w:t>
-      </w:r>
-    </w:p>
-    <w:p>
-      <w:pPr>
-        <w:pStyle w:val="Compact"/>
-        <w:numPr>
-          <w:ilvl w:val="0"/>
-          <w:numId w:val="1002"/>
-        </w:numPr>
-      </w:pPr>
-      <w:r>
-        <w:rPr>
-          <w:rFonts w:hint="eastAsia"/>
-        </w:rPr>
-        <w:t xml:space="preserve">官方产品管理说明包含需求结构化定义、需求导入导出、需求评审、需求追溯矩阵和需求变更管理能力。</w:t>
-      </w:r>
-    </w:p>
-    <w:p>
-      <w:pPr>
-        <w:pStyle w:val="Compact"/>
-        <w:numPr>
-          <w:ilvl w:val="0"/>
-          <w:numId w:val="1002"/>
-        </w:numPr>
-      </w:pPr>
-      <w:r>
-        <w:rPr>
-          <w:rFonts w:hint="eastAsia"/>
-        </w:rPr>
-        <w:t xml:space="preserve">官方需求池说明支持从需求收集、分析、分发到交付的端到端需求跟踪，并支持按来源、类别、优先级等维度管理。</w:t>
-      </w:r>
-    </w:p>
-    <w:p>
-      <w:pPr>
-        <w:pStyle w:val="Compact"/>
-        <w:numPr>
-          <w:ilvl w:val="0"/>
-          <w:numId w:val="1002"/>
-        </w:numPr>
-      </w:pPr>
-      <w:r>
-        <w:rPr>
-          <w:rFonts w:hint="eastAsia"/>
-        </w:rPr>
-        <w:t xml:space="preserve">本项目已有</w:t>
-      </w:r>
-      <w:r>
-        <w:t xml:space="preserve"> Git </w:t>
-      </w:r>
-      <w:r>
-        <w:rPr>
-          <w:rFonts w:hint="eastAsia"/>
-        </w:rPr>
-        <w:t xml:space="preserve">文档历史，禅道负责结构化需求、任务、测试和缺陷管理，Git</w:t>
-      </w:r>
-      <w:r>
-        <w:t xml:space="preserve"> </w:t>
-      </w:r>
-      <w:r>
-        <w:rPr>
-          <w:rFonts w:hint="eastAsia"/>
-        </w:rPr>
-        <w:t xml:space="preserve">负责文档版本与提交历史，两者职责清晰。</w:t>
-      </w:r>
-    </w:p>
-    <w:p>
-      <w:pPr>
-        <w:pStyle w:val="FirstParagraph"/>
-      </w:pPr>
-      <w:r>
-        <w:rPr>
-          <w:rFonts w:hint="eastAsia"/>
-        </w:rPr>
-        <w:t xml:space="preserve">建议课程演示优先采用禅道开源版或在线</w:t>
-      </w:r>
-      <w:r>
-        <w:t xml:space="preserve"> </w:t>
-      </w:r>
-      <w:r>
-        <w:rPr>
-          <w:rFonts w:hint="eastAsia"/>
-        </w:rPr>
-        <w:t xml:space="preserve">Demo；如果后续项目需要组织级需求池、复杂评审流和更完整追溯，可再评估企业版或旗舰版。</w:t>
-      </w:r>
-    </w:p>
-    <w:p>
-      <w:pPr>
-        <w:pStyle w:val="BodyText"/>
-      </w:pPr>
-      <w:r>
-        <w:rPr>
-          <w:rFonts w:hint="eastAsia"/>
-        </w:rPr>
-        <w:t xml:space="preserve">参考来源：</w:t>
-      </w:r>
-    </w:p>
-    <w:p>
-      <w:pPr>
-        <w:pStyle w:val="Compact"/>
-        <w:numPr>
-          <w:ilvl w:val="0"/>
-          <w:numId w:val="1003"/>
-        </w:numPr>
-      </w:pPr>
-      <w:r>
-        <w:rPr>
-          <w:rFonts w:hint="eastAsia"/>
-        </w:rPr>
-        <w:t xml:space="preserve">禅道产品管理功能介绍：https://www.zentao.net/product-management.html</w:t>
-      </w:r>
-    </w:p>
-    <w:p>
-      <w:pPr>
-        <w:pStyle w:val="Compact"/>
-        <w:numPr>
-          <w:ilvl w:val="0"/>
-          <w:numId w:val="1003"/>
-        </w:numPr>
-      </w:pPr>
-      <w:r>
-        <w:rPr>
-          <w:rFonts w:hint="eastAsia"/>
-        </w:rPr>
-        <w:t xml:space="preserve">禅道需求池管理功能介绍：https://www.zentao.net/requirement-management.html</w:t>
-      </w:r>
-    </w:p>
     <w:bookmarkEnd w:id="12"/>
     <w:bookmarkStart w:id="13" w:name="导入建议"/>
-    <w:p>
-      <w:pPr>
-        <w:pStyle w:val="Heading2"/>
-      </w:pPr>
-      <w:r>
-        <w:t xml:space="preserve">5. </w:t>
-      </w:r>
-      <w:r>
-        <w:rPr>
-          <w:rFonts w:hint="eastAsia"/>
-        </w:rPr>
-        <w:t xml:space="preserve">导入建议</w:t>
-      </w:r>
-    </w:p>
-    <w:p>
-      <w:pPr>
-        <w:pStyle w:val="FirstParagraph"/>
-      </w:pPr>
-      <w:r>
-        <w:rPr>
-          <w:rFonts w:hint="eastAsia"/>
-        </w:rPr>
-        <w:t xml:space="preserve">导入时建议按以下字段映射：</w:t>
-      </w:r>
-    </w:p>
     <w:tbl>
       <w:tblPr>
         <w:tblStyle w:val="Table"/>
@@ -1627,92 +1922,8 @@
     </w:tbl>
     <w:bookmarkEnd w:id="13"/>
     <w:bookmarkStart w:id="14" w:name="评审结论"/>
-    <w:p>
-      <w:pPr>
-        <w:pStyle w:val="Heading2"/>
-      </w:pPr>
-      <w:r>
-        <w:t xml:space="preserve">6. </w:t>
-      </w:r>
-      <w:r>
-        <w:rPr>
-          <w:rFonts w:hint="eastAsia"/>
-        </w:rPr>
-        <w:t xml:space="preserve">评审结论</w:t>
-      </w:r>
-    </w:p>
-    <w:p>
-      <w:pPr>
-        <w:pStyle w:val="FirstParagraph"/>
-      </w:pPr>
-      <w:r>
-        <w:rPr>
-          <w:rFonts w:hint="eastAsia"/>
-        </w:rPr>
-        <w:t xml:space="preserve">截至</w:t>
-      </w:r>
-      <w:r>
-        <w:t xml:space="preserve"> </w:t>
-      </w:r>
-      <w:r>
-        <w:rPr>
-          <w:rFonts w:hint="eastAsia"/>
-        </w:rPr>
-        <w:t xml:space="preserve">2026-06-20，SRS</w:t>
-      </w:r>
-      <w:r>
-        <w:t xml:space="preserve"> </w:t>
-      </w:r>
-      <w:r>
-        <w:rPr>
-          <w:rFonts w:hint="eastAsia"/>
-        </w:rPr>
-        <w:t xml:space="preserve">基线内全部</w:t>
-      </w:r>
-      <w:r>
-        <w:t xml:space="preserve"> 53 </w:t>
-      </w:r>
-      <w:r>
-        <w:rPr>
-          <w:rFonts w:hint="eastAsia"/>
-        </w:rPr>
-        <w:t xml:space="preserve">条需求均已形成结构化清单；其中</w:t>
-      </w:r>
-      <w:r>
-        <w:t xml:space="preserve"> 46 </w:t>
-      </w:r>
-      <w:r>
-        <w:rPr>
-          <w:rFonts w:hint="eastAsia"/>
-        </w:rPr>
-        <w:t xml:space="preserve">条用户功能需求全部关联用例和测试用例，7</w:t>
-      </w:r>
-      <w:r>
-        <w:t xml:space="preserve"> </w:t>
-      </w:r>
-      <w:r>
-        <w:rPr>
-          <w:rFonts w:hint="eastAsia"/>
-        </w:rPr>
-        <w:t xml:space="preserve">条通用能力需求关联专项测试或公共用例。RTM</w:t>
-      </w:r>
-      <w:r>
-        <w:t xml:space="preserve"> </w:t>
-      </w:r>
-      <w:r>
-        <w:rPr>
-          <w:rFonts w:hint="eastAsia"/>
-        </w:rPr>
-        <w:t xml:space="preserve">已覆盖来源、SRS、用例、原型、领域模型、测试、非功能指标和变更记录，可用于课程评审展示和后续工具导入。</w:t>
-      </w:r>
-    </w:p>
     <w:bookmarkEnd w:id="14"/>
     <w:bookmarkEnd w:id="15"/>
-    <w:sectPr>
-      <w:footnotePr>
-        <w:numRestart w:val="eachSect"/>
-      </w:footnotePr>
-    </w:sectPr>
   </w:body>
 </w:document>
 </file>
